--- a/rasesigo_dudu_2026_SCIS WMD_2026 A01.docx
+++ b/rasesigo_dudu_2026_SCIS WMD_2026 A01.docx
@@ -7,16 +7,16 @@
         <w:rPr>
           <w:b/>
           <w:bCs/>
-          <w:sz w:val="28"/>
-          <w:szCs w:val="28"/>
+          <w:sz w:val="34"/>
+          <w:szCs w:val="34"/>
         </w:rPr>
       </w:pPr>
       <w:r>
         <w:rPr>
           <w:b/>
           <w:bCs/>
-          <w:sz w:val="28"/>
-          <w:szCs w:val="28"/>
+          <w:sz w:val="34"/>
+          <w:szCs w:val="34"/>
         </w:rPr>
         <w:t>ASSIGNMENT SUBMISSION COVER SHEET</w:t>
       </w:r>
@@ -24,119 +24,130 @@
     <w:p>
       <w:pPr>
         <w:rPr>
-          <w:sz w:val="28"/>
-          <w:szCs w:val="28"/>
+          <w:sz w:val="34"/>
+          <w:szCs w:val="34"/>
         </w:rPr>
       </w:pPr>
       <w:r>
         <w:rPr>
           <w:b/>
           <w:bCs/>
-          <w:sz w:val="28"/>
-          <w:szCs w:val="28"/>
+          <w:sz w:val="34"/>
+          <w:szCs w:val="34"/>
         </w:rPr>
         <w:t>Student ID</w:t>
       </w:r>
       <w:r>
         <w:rPr>
-          <w:sz w:val="28"/>
-          <w:szCs w:val="28"/>
+          <w:sz w:val="34"/>
+          <w:szCs w:val="34"/>
         </w:rPr>
         <w:t>:</w:t>
       </w:r>
-    </w:p>
-    <w:p>
-      <w:pPr>
-        <w:rPr>
-          <w:sz w:val="28"/>
-          <w:szCs w:val="28"/>
-        </w:rPr>
-      </w:pPr>
-    </w:p>
-    <w:p>
-      <w:pPr>
-        <w:rPr>
-          <w:sz w:val="28"/>
-          <w:szCs w:val="28"/>
+      <w:r>
+        <w:rPr>
+          <w:sz w:val="34"/>
+          <w:szCs w:val="34"/>
+        </w:rPr>
+        <w:t xml:space="preserve"> bida25-124</w:t>
+      </w:r>
+    </w:p>
+    <w:p>
+      <w:pPr>
+        <w:rPr>
+          <w:sz w:val="34"/>
+          <w:szCs w:val="34"/>
         </w:rPr>
       </w:pPr>
       <w:r>
         <w:rPr>
           <w:b/>
           <w:bCs/>
-          <w:sz w:val="28"/>
-          <w:szCs w:val="28"/>
+          <w:sz w:val="34"/>
+          <w:szCs w:val="34"/>
         </w:rPr>
         <w:t>Student names</w:t>
       </w:r>
       <w:r>
         <w:rPr>
-          <w:sz w:val="28"/>
-          <w:szCs w:val="28"/>
+          <w:sz w:val="34"/>
+          <w:szCs w:val="34"/>
         </w:rPr>
         <w:t>:</w:t>
       </w:r>
-    </w:p>
-    <w:p>
-      <w:pPr>
-        <w:rPr>
-          <w:sz w:val="28"/>
-          <w:szCs w:val="28"/>
-        </w:rPr>
-      </w:pPr>
-    </w:p>
-    <w:p>
-      <w:pPr>
-        <w:rPr>
-          <w:sz w:val="28"/>
-          <w:szCs w:val="28"/>
+      <w:r>
+        <w:rPr>
+          <w:sz w:val="34"/>
+          <w:szCs w:val="34"/>
+        </w:rPr>
+        <w:t xml:space="preserve"> Duduetsang Rasesigo</w:t>
+      </w:r>
+    </w:p>
+    <w:p>
+      <w:pPr>
+        <w:rPr>
+          <w:sz w:val="34"/>
+          <w:szCs w:val="34"/>
         </w:rPr>
       </w:pPr>
       <w:r>
         <w:rPr>
           <w:b/>
           <w:bCs/>
-          <w:sz w:val="28"/>
-          <w:szCs w:val="28"/>
+          <w:sz w:val="34"/>
+          <w:szCs w:val="34"/>
         </w:rPr>
         <w:t>Student email</w:t>
       </w:r>
       <w:r>
         <w:rPr>
-          <w:sz w:val="28"/>
-          <w:szCs w:val="28"/>
+          <w:sz w:val="34"/>
+          <w:szCs w:val="34"/>
         </w:rPr>
         <w:t>:</w:t>
       </w:r>
-    </w:p>
-    <w:p>
-      <w:pPr>
-        <w:rPr>
-          <w:sz w:val="28"/>
-          <w:szCs w:val="28"/>
-        </w:rPr>
-      </w:pPr>
-    </w:p>
-    <w:p>
-      <w:pPr>
-        <w:rPr>
-          <w:sz w:val="28"/>
-          <w:szCs w:val="28"/>
+      <w:r>
+        <w:rPr>
+          <w:sz w:val="34"/>
+          <w:szCs w:val="34"/>
+        </w:rPr>
+        <w:t xml:space="preserve"> bida</w:t>
+      </w:r>
+      <w:r>
+        <w:rPr>
+          <w:sz w:val="34"/>
+          <w:szCs w:val="34"/>
+        </w:rPr>
+        <w:t>25-124@thuto.bac.ac.</w:t>
+      </w:r>
+      <w:r>
+        <w:rPr>
+          <w:sz w:val="34"/>
+          <w:szCs w:val="34"/>
+        </w:rPr>
+        <w:t>bw</w:t>
+      </w:r>
+    </w:p>
+    <w:p>
+      <w:pPr>
+        <w:rPr>
+          <w:sz w:val="34"/>
+          <w:szCs w:val="34"/>
         </w:rPr>
       </w:pPr>
       <w:r>
         <w:rPr>
           <w:b/>
           <w:bCs/>
-          <w:sz w:val="28"/>
-          <w:szCs w:val="28"/>
+          <w:sz w:val="34"/>
+          <w:szCs w:val="34"/>
         </w:rPr>
         <w:t>Cohort</w:t>
       </w:r>
       <w:r>
         <w:rPr>
-          <w:sz w:val="28"/>
-          <w:szCs w:val="28"/>
+          <w:sz w:val="34"/>
+          <w:szCs w:val="34"/>
         </w:rPr>
         <w:t xml:space="preserve">: </w:t>
       </w:r>
@@ -144,23 +155,23 @@
     <w:p>
       <w:pPr>
         <w:rPr>
-          <w:sz w:val="28"/>
-          <w:szCs w:val="28"/>
+          <w:sz w:val="34"/>
+          <w:szCs w:val="34"/>
         </w:rPr>
       </w:pPr>
       <w:r>
         <w:rPr>
           <w:b/>
           <w:bCs/>
-          <w:sz w:val="28"/>
-          <w:szCs w:val="28"/>
+          <w:sz w:val="34"/>
+          <w:szCs w:val="34"/>
         </w:rPr>
         <w:t>Assignment</w:t>
       </w:r>
       <w:r>
         <w:rPr>
-          <w:sz w:val="28"/>
-          <w:szCs w:val="28"/>
+          <w:sz w:val="34"/>
+          <w:szCs w:val="34"/>
         </w:rPr>
         <w:t xml:space="preserve"> </w:t>
       </w:r>
@@ -168,15 +179,15 @@
         <w:rPr>
           <w:b/>
           <w:bCs/>
-          <w:sz w:val="28"/>
-          <w:szCs w:val="28"/>
+          <w:sz w:val="34"/>
+          <w:szCs w:val="34"/>
         </w:rPr>
         <w:t>title</w:t>
       </w:r>
       <w:r>
         <w:rPr>
-          <w:sz w:val="28"/>
-          <w:szCs w:val="28"/>
+          <w:sz w:val="34"/>
+          <w:szCs w:val="34"/>
         </w:rPr>
         <w:t xml:space="preserve">: </w:t>
       </w:r>
@@ -184,88 +195,101 @@
     <w:p>
       <w:pPr>
         <w:rPr>
-          <w:sz w:val="28"/>
-          <w:szCs w:val="28"/>
-        </w:rPr>
-      </w:pPr>
-    </w:p>
-    <w:p>
-      <w:pPr>
-        <w:rPr>
-          <w:sz w:val="28"/>
-          <w:szCs w:val="28"/>
+          <w:sz w:val="34"/>
+          <w:szCs w:val="34"/>
         </w:rPr>
       </w:pPr>
       <w:r>
         <w:rPr>
           <w:b/>
           <w:bCs/>
-          <w:sz w:val="28"/>
-          <w:szCs w:val="28"/>
+          <w:sz w:val="34"/>
+          <w:szCs w:val="34"/>
         </w:rPr>
         <w:t>Date of submission</w:t>
       </w:r>
       <w:r>
         <w:rPr>
-          <w:sz w:val="28"/>
-          <w:szCs w:val="28"/>
+          <w:sz w:val="34"/>
+          <w:szCs w:val="34"/>
         </w:rPr>
         <w:t xml:space="preserve">: </w:t>
       </w:r>
-    </w:p>
-    <w:p>
-      <w:pPr>
-        <w:rPr>
-          <w:sz w:val="28"/>
-          <w:szCs w:val="28"/>
+      <w:r>
+        <w:rPr>
+          <w:sz w:val="34"/>
+          <w:szCs w:val="34"/>
+        </w:rPr>
+        <w:t>22 May 2026</w:t>
+      </w:r>
+    </w:p>
+    <w:p>
+      <w:pPr>
+        <w:rPr>
+          <w:sz w:val="34"/>
+          <w:szCs w:val="34"/>
         </w:rPr>
       </w:pPr>
       <w:r>
         <w:rPr>
           <w:b/>
           <w:bCs/>
-          <w:sz w:val="28"/>
-          <w:szCs w:val="28"/>
+          <w:sz w:val="34"/>
+          <w:szCs w:val="34"/>
         </w:rPr>
         <w:t>Programme of Study</w:t>
       </w:r>
       <w:r>
         <w:rPr>
-          <w:sz w:val="28"/>
-          <w:szCs w:val="28"/>
+          <w:sz w:val="34"/>
+          <w:szCs w:val="34"/>
         </w:rPr>
         <w:t xml:space="preserve">: </w:t>
       </w:r>
-    </w:p>
-    <w:p>
-      <w:pPr>
-        <w:rPr>
-          <w:sz w:val="28"/>
-          <w:szCs w:val="28"/>
+      <w:r>
+        <w:rPr>
+          <w:sz w:val="34"/>
+          <w:szCs w:val="34"/>
+        </w:rPr>
+        <w:t xml:space="preserve"> BIDA</w:t>
+      </w:r>
+    </w:p>
+    <w:p>
+      <w:pPr>
+        <w:rPr>
+          <w:sz w:val="34"/>
+          <w:szCs w:val="34"/>
         </w:rPr>
       </w:pPr>
       <w:r>
         <w:rPr>
           <w:b/>
           <w:bCs/>
-          <w:sz w:val="28"/>
-          <w:szCs w:val="28"/>
+          <w:sz w:val="34"/>
+          <w:szCs w:val="34"/>
         </w:rPr>
         <w:t>Year of Study</w:t>
       </w:r>
       <w:r>
         <w:rPr>
-          <w:sz w:val="28"/>
-          <w:szCs w:val="28"/>
+          <w:sz w:val="34"/>
+          <w:szCs w:val="34"/>
         </w:rPr>
         <w:t xml:space="preserve">: </w:t>
       </w:r>
-    </w:p>
-    <w:p>
-      <w:pPr>
-        <w:rPr>
-          <w:sz w:val="28"/>
-          <w:szCs w:val="28"/>
+      <w:r>
+        <w:rPr>
+          <w:sz w:val="34"/>
+          <w:szCs w:val="34"/>
+        </w:rPr>
+        <w:t>Year 1</w:t>
+      </w:r>
+    </w:p>
+    <w:p>
+      <w:pPr>
+        <w:rPr>
+          <w:sz w:val="34"/>
+          <w:szCs w:val="34"/>
         </w:rPr>
       </w:pPr>
     </w:p>
@@ -274,16 +298,16 @@
         <w:rPr>
           <w:b/>
           <w:bCs/>
-          <w:sz w:val="28"/>
-          <w:szCs w:val="28"/>
+          <w:sz w:val="34"/>
+          <w:szCs w:val="34"/>
         </w:rPr>
       </w:pPr>
       <w:r>
         <w:rPr>
           <w:b/>
           <w:bCs/>
-          <w:sz w:val="28"/>
-          <w:szCs w:val="28"/>
+          <w:sz w:val="34"/>
+          <w:szCs w:val="34"/>
         </w:rPr>
         <w:t>Intellectual property statement</w:t>
       </w:r>
@@ -292,14 +316,14 @@
       <w:pPr>
         <w:jc w:val="both"/>
         <w:rPr>
-          <w:sz w:val="28"/>
-          <w:szCs w:val="28"/>
-        </w:rPr>
-      </w:pPr>
-      <w:r>
-        <w:rPr>
-          <w:sz w:val="28"/>
-          <w:szCs w:val="28"/>
+          <w:sz w:val="34"/>
+          <w:szCs w:val="34"/>
+        </w:rPr>
+      </w:pPr>
+      <w:r>
+        <w:rPr>
+          <w:sz w:val="34"/>
+          <w:szCs w:val="34"/>
         </w:rPr>
         <w:t xml:space="preserve">By checking the box below, I certify that this assignment is my own work and is free from plagiarism. I understand that the assignment may be checked for plagiarism by electronic or other means and may be transferred and stored in a database for the purposes of data-matching to help detect plagiarism. The assignment has not previously been submitted for assessment in any other unit or to any other institution. </w:t>
       </w:r>
@@ -310,16 +334,16 @@
         <w:rPr>
           <w:b/>
           <w:bCs/>
-          <w:sz w:val="28"/>
-          <w:szCs w:val="28"/>
+          <w:sz w:val="34"/>
+          <w:szCs w:val="34"/>
         </w:rPr>
       </w:pPr>
       <w:r>
         <w:rPr>
           <w:b/>
           <w:bCs/>
-          <w:sz w:val="28"/>
-          <w:szCs w:val="28"/>
+          <w:sz w:val="34"/>
+          <w:szCs w:val="34"/>
         </w:rPr>
         <w:t>I have read and understood the Botswana Accountancy College plagiarism guidelines policy.</w:t>
       </w:r>
@@ -328,8 +352,8 @@
       <w:pPr>
         <w:jc w:val="both"/>
         <w:rPr>
-          <w:sz w:val="28"/>
-          <w:szCs w:val="28"/>
+          <w:sz w:val="34"/>
+          <w:szCs w:val="34"/>
         </w:rPr>
       </w:pPr>
     </w:p>
@@ -337,28 +361,28 @@
       <w:pPr>
         <w:jc w:val="center"/>
         <w:rPr>
-          <w:sz w:val="28"/>
-          <w:szCs w:val="28"/>
-        </w:rPr>
-      </w:pPr>
-      <w:r>
-        <w:rPr>
-          <w:sz w:val="28"/>
-          <w:szCs w:val="28"/>
+          <w:sz w:val="34"/>
+          <w:szCs w:val="34"/>
+        </w:rPr>
+      </w:pPr>
+      <w:r>
+        <w:rPr>
+          <w:sz w:val="34"/>
+          <w:szCs w:val="34"/>
         </w:rPr>
         <w:t xml:space="preserve">☐ Agree                          </w:t>
       </w:r>
       <w:r>
         <w:rPr>
-          <w:sz w:val="28"/>
-          <w:szCs w:val="28"/>
+          <w:sz w:val="34"/>
+          <w:szCs w:val="34"/>
         </w:rPr>
         <w:t xml:space="preserve">     </w:t>
       </w:r>
       <w:r>
         <w:rPr>
-          <w:sz w:val="28"/>
-          <w:szCs w:val="28"/>
+          <w:sz w:val="34"/>
+          <w:szCs w:val="34"/>
         </w:rPr>
         <w:t xml:space="preserve"> </w:t>
       </w:r>
@@ -366,15 +390,15 @@
         <w:rPr>
           <w:b/>
           <w:bCs/>
-          <w:sz w:val="28"/>
-          <w:szCs w:val="28"/>
+          <w:sz w:val="34"/>
+          <w:szCs w:val="34"/>
         </w:rPr>
         <w:t>Signature</w:t>
       </w:r>
       <w:r>
         <w:rPr>
-          <w:sz w:val="28"/>
-          <w:szCs w:val="28"/>
+          <w:sz w:val="34"/>
+          <w:szCs w:val="34"/>
         </w:rPr>
         <w:t>…………………………………</w:t>
       </w:r>
@@ -383,14 +407,14 @@
       <w:pPr>
         <w:jc w:val="center"/>
         <w:rPr>
-          <w:sz w:val="28"/>
-          <w:szCs w:val="28"/>
-        </w:rPr>
-      </w:pPr>
-      <w:r>
-        <w:rPr>
-          <w:sz w:val="28"/>
-          <w:szCs w:val="28"/>
+          <w:sz w:val="34"/>
+          <w:szCs w:val="34"/>
+        </w:rPr>
+      </w:pPr>
+      <w:r>
+        <w:rPr>
+          <w:sz w:val="34"/>
+          <w:szCs w:val="34"/>
         </w:rPr>
         <w:t xml:space="preserve">                                        </w:t>
       </w:r>
@@ -398,22 +422,22 @@
         <w:rPr>
           <w:b/>
           <w:bCs/>
-          <w:sz w:val="28"/>
-          <w:szCs w:val="28"/>
+          <w:sz w:val="34"/>
+          <w:szCs w:val="34"/>
         </w:rPr>
         <w:t>Date</w:t>
       </w:r>
       <w:r>
         <w:rPr>
-          <w:sz w:val="28"/>
-          <w:szCs w:val="28"/>
+          <w:sz w:val="34"/>
+          <w:szCs w:val="34"/>
         </w:rPr>
         <w:t>…....…20/04/2026…………</w:t>
       </w:r>
       <w:r>
         <w:rPr>
-          <w:sz w:val="28"/>
-          <w:szCs w:val="28"/>
+          <w:sz w:val="34"/>
+          <w:szCs w:val="34"/>
         </w:rPr>
         <w:t>+</w:t>
       </w:r>
@@ -441,7 +465,6 @@
           <w:b/>
           <w:bCs/>
         </w:rPr>
-        <w:lastRenderedPageBreak/>
         <w:t>Website Specification</w:t>
       </w:r>
       <w:r>
@@ -658,6 +681,7 @@
         <w:jc w:val="both"/>
       </w:pPr>
       <w:r>
+        <w:lastRenderedPageBreak/>
         <w:t>It explain</w:t>
       </w:r>
       <w:r>
@@ -693,7 +717,6 @@
         <w:jc w:val="both"/>
       </w:pPr>
       <w:r>
-        <w:lastRenderedPageBreak/>
         <w:t>Shows what the DJs are offering</w:t>
       </w:r>
     </w:p>
@@ -769,15 +792,20 @@
       <w:pPr>
         <w:jc w:val="both"/>
       </w:pPr>
+    </w:p>
+    <w:p>
+      <w:pPr>
+        <w:jc w:val="center"/>
+      </w:pPr>
       <w:r>
         <w:rPr>
           <w:noProof/>
         </w:rPr>
         <w:drawing>
-          <wp:inline distT="0" distB="0" distL="0" distR="0" wp14:anchorId="0DB54D8C" wp14:editId="6892EEBD">
-            <wp:extent cx="4783667" cy="3305532"/>
-            <wp:effectExtent l="0" t="0" r="0" b="9525"/>
-            <wp:docPr id="696979968" name="Picture 4"/>
+          <wp:inline distT="0" distB="0" distL="0" distR="0" wp14:anchorId="2346D938" wp14:editId="70080BFD">
+            <wp:extent cx="4020052" cy="5029200"/>
+            <wp:effectExtent l="0" t="0" r="0" b="0"/>
+            <wp:docPr id="594920626" name="Picture 3"/>
             <wp:cNvGraphicFramePr>
               <a:graphicFrameLocks xmlns:a="http://schemas.openxmlformats.org/drawingml/2006/main" noChangeAspect="1"/>
             </wp:cNvGraphicFramePr>
@@ -785,7 +813,7 @@
               <a:graphicData uri="http://schemas.openxmlformats.org/drawingml/2006/picture">
                 <pic:pic xmlns:pic="http://schemas.openxmlformats.org/drawingml/2006/picture">
                   <pic:nvPicPr>
-                    <pic:cNvPr id="696979968" name="Picture 696979968"/>
+                    <pic:cNvPr id="594920626" name="Picture 594920626"/>
                     <pic:cNvPicPr/>
                   </pic:nvPicPr>
                   <pic:blipFill>
@@ -803,7 +831,7 @@
                   <pic:spPr>
                     <a:xfrm>
                       <a:off x="0" y="0"/>
-                      <a:ext cx="4802414" cy="3318486"/>
+                      <a:ext cx="4024966" cy="5035347"/>
                     </a:xfrm>
                     <a:prstGeom prst="rect">
                       <a:avLst/>
@@ -818,17 +846,18 @@
     </w:p>
     <w:p>
       <w:pPr>
-        <w:jc w:val="both"/>
+        <w:jc w:val="center"/>
       </w:pPr>
       <w:r>
         <w:rPr>
           <w:noProof/>
         </w:rPr>
+        <w:lastRenderedPageBreak/>
         <w:drawing>
-          <wp:inline distT="0" distB="0" distL="0" distR="0" wp14:anchorId="07EDEE31" wp14:editId="2C23E7B2">
-            <wp:extent cx="5197475" cy="3437225"/>
-            <wp:effectExtent l="0" t="0" r="3175" b="0"/>
-            <wp:docPr id="1496034710" name="Picture 7"/>
+          <wp:inline distT="0" distB="0" distL="0" distR="0" wp14:anchorId="2BF628BE" wp14:editId="1D85D685">
+            <wp:extent cx="4584700" cy="3621131"/>
+            <wp:effectExtent l="0" t="0" r="6350" b="0"/>
+            <wp:docPr id="246952494" name="Picture 6"/>
             <wp:cNvGraphicFramePr>
               <a:graphicFrameLocks xmlns:a="http://schemas.openxmlformats.org/drawingml/2006/main" noChangeAspect="1"/>
             </wp:cNvGraphicFramePr>
@@ -836,7 +865,7 @@
               <a:graphicData uri="http://schemas.openxmlformats.org/drawingml/2006/picture">
                 <pic:pic xmlns:pic="http://schemas.openxmlformats.org/drawingml/2006/picture">
                   <pic:nvPicPr>
-                    <pic:cNvPr id="1496034710" name="Picture 1496034710"/>
+                    <pic:cNvPr id="246952494" name="Picture 246952494"/>
                     <pic:cNvPicPr/>
                   </pic:nvPicPr>
                   <pic:blipFill>
@@ -854,7 +883,7 @@
                   <pic:spPr>
                     <a:xfrm>
                       <a:off x="0" y="0"/>
-                      <a:ext cx="5217738" cy="3450625"/>
+                      <a:ext cx="4593074" cy="3627745"/>
                     </a:xfrm>
                     <a:prstGeom prst="rect">
                       <a:avLst/>
@@ -868,125 +897,35 @@
       </w:r>
     </w:p>
     <w:p>
-      <w:r>
-        <w:br w:type="page"/>
-      </w:r>
-    </w:p>
-    <w:p>
-      <w:pPr>
-        <w:jc w:val="both"/>
+      <w:pPr>
+        <w:jc w:val="center"/>
+      </w:pPr>
+    </w:p>
+    <w:p>
+      <w:pPr>
+        <w:jc w:val="center"/>
+      </w:pPr>
+    </w:p>
+    <w:p>
+      <w:pPr>
+        <w:jc w:val="center"/>
+      </w:pPr>
+    </w:p>
+    <w:p>
+      <w:pPr>
+        <w:jc w:val="center"/>
+      </w:pPr>
+    </w:p>
+    <w:p>
+      <w:pPr>
+        <w:jc w:val="center"/>
       </w:pPr>
       <w:r>
         <w:rPr>
           <w:noProof/>
         </w:rPr>
-        <w:lastRenderedPageBreak/>
         <w:drawing>
-          <wp:inline distT="0" distB="0" distL="0" distR="0" wp14:anchorId="13D4BE92" wp14:editId="4E0EB9C2">
-            <wp:extent cx="5774267" cy="4345095"/>
-            <wp:effectExtent l="0" t="0" r="0" b="0"/>
-            <wp:docPr id="1531912862" name="Picture 17"/>
-            <wp:cNvGraphicFramePr>
-              <a:graphicFrameLocks xmlns:a="http://schemas.openxmlformats.org/drawingml/2006/main" noChangeAspect="1"/>
-            </wp:cNvGraphicFramePr>
-            <a:graphic xmlns:a="http://schemas.openxmlformats.org/drawingml/2006/main">
-              <a:graphicData uri="http://schemas.openxmlformats.org/drawingml/2006/picture">
-                <pic:pic xmlns:pic="http://schemas.openxmlformats.org/drawingml/2006/picture">
-                  <pic:nvPicPr>
-                    <pic:cNvPr id="1531912862" name="Picture 1531912862"/>
-                    <pic:cNvPicPr/>
-                  </pic:nvPicPr>
-                  <pic:blipFill>
-                    <a:blip r:embed="rId8">
-                      <a:extLst>
-                        <a:ext uri="{28A0092B-C50C-407E-A947-70E740481C1C}">
-                          <a14:useLocalDpi xmlns:a14="http://schemas.microsoft.com/office/drawing/2010/main" val="0"/>
-                        </a:ext>
-                      </a:extLst>
-                    </a:blip>
-                    <a:stretch>
-                      <a:fillRect/>
-                    </a:stretch>
-                  </pic:blipFill>
-                  <pic:spPr>
-                    <a:xfrm>
-                      <a:off x="0" y="0"/>
-                      <a:ext cx="5791503" cy="4358065"/>
-                    </a:xfrm>
-                    <a:prstGeom prst="rect">
-                      <a:avLst/>
-                    </a:prstGeom>
-                  </pic:spPr>
-                </pic:pic>
-              </a:graphicData>
-            </a:graphic>
-          </wp:inline>
-        </w:drawing>
-      </w:r>
-    </w:p>
-    <w:p/>
-    <w:p>
-      <w:r>
-        <w:br w:type="page"/>
-      </w:r>
-    </w:p>
-    <w:p>
-      <w:r>
-        <w:rPr>
-          <w:noProof/>
-        </w:rPr>
-        <w:lastRenderedPageBreak/>
-        <w:drawing>
-          <wp:inline distT="0" distB="0" distL="0" distR="0" wp14:anchorId="2F0D00DF" wp14:editId="7BADF2A3">
-            <wp:extent cx="4707323" cy="4552950"/>
-            <wp:effectExtent l="0" t="0" r="0" b="0"/>
-            <wp:docPr id="54327220" name="Picture 14"/>
-            <wp:cNvGraphicFramePr>
-              <a:graphicFrameLocks xmlns:a="http://schemas.openxmlformats.org/drawingml/2006/main" noChangeAspect="1"/>
-            </wp:cNvGraphicFramePr>
-            <a:graphic xmlns:a="http://schemas.openxmlformats.org/drawingml/2006/main">
-              <a:graphicData uri="http://schemas.openxmlformats.org/drawingml/2006/picture">
-                <pic:pic xmlns:pic="http://schemas.openxmlformats.org/drawingml/2006/picture">
-                  <pic:nvPicPr>
-                    <pic:cNvPr id="54327220" name="Picture 54327220"/>
-                    <pic:cNvPicPr/>
-                  </pic:nvPicPr>
-                  <pic:blipFill>
-                    <a:blip r:embed="rId9">
-                      <a:extLst>
-                        <a:ext uri="{28A0092B-C50C-407E-A947-70E740481C1C}">
-                          <a14:useLocalDpi xmlns:a14="http://schemas.microsoft.com/office/drawing/2010/main" val="0"/>
-                        </a:ext>
-                      </a:extLst>
-                    </a:blip>
-                    <a:stretch>
-                      <a:fillRect/>
-                    </a:stretch>
-                  </pic:blipFill>
-                  <pic:spPr>
-                    <a:xfrm>
-                      <a:off x="0" y="0"/>
-                      <a:ext cx="4712325" cy="4557788"/>
-                    </a:xfrm>
-                    <a:prstGeom prst="rect">
-                      <a:avLst/>
-                    </a:prstGeom>
-                  </pic:spPr>
-                </pic:pic>
-              </a:graphicData>
-            </a:graphic>
-          </wp:inline>
-        </w:drawing>
-      </w:r>
-    </w:p>
-    <w:p/>
-    <w:p>
-      <w:r>
-        <w:rPr>
-          <w:noProof/>
-        </w:rPr>
-        <w:drawing>
-          <wp:inline distT="0" distB="0" distL="0" distR="0" wp14:anchorId="0A8B4B73" wp14:editId="1C2EDB84">
+          <wp:inline distT="0" distB="0" distL="0" distR="0" wp14:anchorId="7C17A543" wp14:editId="322C080E">
             <wp:extent cx="5494020" cy="3250853"/>
             <wp:effectExtent l="0" t="0" r="0" b="6985"/>
             <wp:docPr id="1167794329" name="Picture 16"/>
@@ -1001,7 +940,7 @@
                     <pic:cNvPicPr/>
                   </pic:nvPicPr>
                   <pic:blipFill>
-                    <a:blip r:embed="rId10">
+                    <a:blip r:embed="rId8">
                       <a:extLst>
                         <a:ext uri="{28A0092B-C50C-407E-A947-70E740481C1C}">
                           <a14:useLocalDpi xmlns:a14="http://schemas.microsoft.com/office/drawing/2010/main" val="0"/>
@@ -1030,47 +969,18 @@
     </w:p>
     <w:p>
       <w:pPr>
-        <w:pStyle w:val="ListParagraph"/>
-        <w:numPr>
-          <w:ilvl w:val="0"/>
-          <w:numId w:val="6"/>
-        </w:numPr>
-        <w:rPr>
-          <w:b/>
-          <w:bCs/>
-        </w:rPr>
-      </w:pPr>
-      <w:r>
-        <w:rPr>
-          <w:b/>
-          <w:bCs/>
-        </w:rPr>
-        <w:t>Structural Layer</w:t>
-      </w:r>
-      <w:r>
-        <w:rPr>
-          <w:b/>
-          <w:bCs/>
-        </w:rPr>
-        <w:t xml:space="preserve"> – HTML 5</w:t>
-      </w:r>
-    </w:p>
-    <w:p>
-      <w:r>
+        <w:jc w:val="center"/>
+      </w:pPr>
+      <w:r>
+        <w:rPr>
+          <w:noProof/>
+        </w:rPr>
         <w:lastRenderedPageBreak/>
-        <w:t>Home Page</w:t>
-      </w:r>
-    </w:p>
-    <w:p>
-      <w:r>
-        <w:rPr>
-          <w:noProof/>
-        </w:rPr>
         <w:drawing>
-          <wp:inline distT="0" distB="0" distL="0" distR="0" wp14:anchorId="219A7EA3" wp14:editId="499BC1F9">
-            <wp:extent cx="5731510" cy="3667760"/>
-            <wp:effectExtent l="0" t="0" r="2540" b="8890"/>
-            <wp:docPr id="1168752243" name="Picture 1"/>
+          <wp:inline distT="0" distB="0" distL="0" distR="0" wp14:anchorId="13D4BE92" wp14:editId="05F25305">
+            <wp:extent cx="5080000" cy="3822664"/>
+            <wp:effectExtent l="0" t="0" r="6350" b="6985"/>
+            <wp:docPr id="1531912862" name="Picture 17"/>
             <wp:cNvGraphicFramePr>
               <a:graphicFrameLocks xmlns:a="http://schemas.openxmlformats.org/drawingml/2006/main" noChangeAspect="1"/>
             </wp:cNvGraphicFramePr>
@@ -1078,11 +988,11 @@
               <a:graphicData uri="http://schemas.openxmlformats.org/drawingml/2006/picture">
                 <pic:pic xmlns:pic="http://schemas.openxmlformats.org/drawingml/2006/picture">
                   <pic:nvPicPr>
-                    <pic:cNvPr id="1168752243" name="Picture 1168752243"/>
+                    <pic:cNvPr id="1531912862" name="Picture 1531912862"/>
                     <pic:cNvPicPr/>
                   </pic:nvPicPr>
                   <pic:blipFill>
-                    <a:blip r:embed="rId11" cstate="print">
+                    <a:blip r:embed="rId9">
                       <a:extLst>
                         <a:ext uri="{28A0092B-C50C-407E-A947-70E740481C1C}">
                           <a14:useLocalDpi xmlns:a14="http://schemas.microsoft.com/office/drawing/2010/main" val="0"/>
@@ -1096,7 +1006,7 @@
                   <pic:spPr>
                     <a:xfrm>
                       <a:off x="0" y="0"/>
-                      <a:ext cx="5731510" cy="3667760"/>
+                      <a:ext cx="5102965" cy="3839945"/>
                     </a:xfrm>
                     <a:prstGeom prst="rect">
                       <a:avLst/>
@@ -1109,9 +1019,37 @@
         </w:drawing>
       </w:r>
     </w:p>
-    <w:p>
-      <w:r>
-        <w:t>About Page</w:t>
+    <w:p/>
+    <w:p>
+      <w:pPr>
+        <w:pStyle w:val="ListParagraph"/>
+        <w:numPr>
+          <w:ilvl w:val="0"/>
+          <w:numId w:val="6"/>
+        </w:numPr>
+        <w:rPr>
+          <w:b/>
+          <w:bCs/>
+        </w:rPr>
+      </w:pPr>
+      <w:r>
+        <w:rPr>
+          <w:b/>
+          <w:bCs/>
+        </w:rPr>
+        <w:t>Structural Layer</w:t>
+      </w:r>
+      <w:r>
+        <w:rPr>
+          <w:b/>
+          <w:bCs/>
+        </w:rPr>
+        <w:t xml:space="preserve"> – HTML 5</w:t>
+      </w:r>
+    </w:p>
+    <w:p>
+      <w:r>
+        <w:t>Home Page</w:t>
       </w:r>
     </w:p>
     <w:p>
@@ -1120,10 +1058,10 @@
           <w:noProof/>
         </w:rPr>
         <w:drawing>
-          <wp:inline distT="0" distB="0" distL="0" distR="0" wp14:anchorId="4702F3F3" wp14:editId="12726510">
-            <wp:extent cx="5207000" cy="2832100"/>
-            <wp:effectExtent l="0" t="0" r="0" b="6350"/>
-            <wp:docPr id="233594168" name="Picture 2"/>
+          <wp:inline distT="0" distB="0" distL="0" distR="0" wp14:anchorId="5F349EA0" wp14:editId="457BBF2C">
+            <wp:extent cx="5689600" cy="3834597"/>
+            <wp:effectExtent l="0" t="0" r="6350" b="0"/>
+            <wp:docPr id="1105456654" name="Picture 4"/>
             <wp:cNvGraphicFramePr>
               <a:graphicFrameLocks xmlns:a="http://schemas.openxmlformats.org/drawingml/2006/main" noChangeAspect="1"/>
             </wp:cNvGraphicFramePr>
@@ -1131,11 +1069,11 @@
               <a:graphicData uri="http://schemas.openxmlformats.org/drawingml/2006/picture">
                 <pic:pic xmlns:pic="http://schemas.openxmlformats.org/drawingml/2006/picture">
                   <pic:nvPicPr>
-                    <pic:cNvPr id="233594168" name="Picture 233594168"/>
+                    <pic:cNvPr id="1105456654" name="Picture 1105456654"/>
                     <pic:cNvPicPr/>
                   </pic:nvPicPr>
                   <pic:blipFill>
-                    <a:blip r:embed="rId12" cstate="print">
+                    <a:blip r:embed="rId10">
                       <a:extLst>
                         <a:ext uri="{28A0092B-C50C-407E-A947-70E740481C1C}">
                           <a14:useLocalDpi xmlns:a14="http://schemas.microsoft.com/office/drawing/2010/main" val="0"/>
@@ -1149,7 +1087,7 @@
                   <pic:spPr>
                     <a:xfrm>
                       <a:off x="0" y="0"/>
-                      <a:ext cx="5207000" cy="2832100"/>
+                      <a:ext cx="5694886" cy="3838159"/>
                     </a:xfrm>
                     <a:prstGeom prst="rect">
                       <a:avLst/>
@@ -1160,6 +1098,82 @@
             </a:graphic>
           </wp:inline>
         </w:drawing>
+      </w:r>
+    </w:p>
+    <w:p>
+      <w:pPr>
+        <w:pStyle w:val="ListParagraph"/>
+        <w:numPr>
+          <w:ilvl w:val="0"/>
+          <w:numId w:val="6"/>
+        </w:numPr>
+      </w:pPr>
+      <w:r>
+        <w:lastRenderedPageBreak/>
+        <w:t>C</w:t>
+      </w:r>
+      <w:r>
+        <w:t>SS</w:t>
+      </w:r>
+    </w:p>
+    <w:p>
+      <w:r>
+        <w:rPr>
+          <w:noProof/>
+        </w:rPr>
+        <w:drawing>
+          <wp:inline distT="0" distB="0" distL="0" distR="0" wp14:anchorId="21472096" wp14:editId="34667969">
+            <wp:extent cx="5731510" cy="5078730"/>
+            <wp:effectExtent l="0" t="0" r="2540" b="7620"/>
+            <wp:docPr id="956553502" name="Picture 5"/>
+            <wp:cNvGraphicFramePr>
+              <a:graphicFrameLocks xmlns:a="http://schemas.openxmlformats.org/drawingml/2006/main" noChangeAspect="1"/>
+            </wp:cNvGraphicFramePr>
+            <a:graphic xmlns:a="http://schemas.openxmlformats.org/drawingml/2006/main">
+              <a:graphicData uri="http://schemas.openxmlformats.org/drawingml/2006/picture">
+                <pic:pic xmlns:pic="http://schemas.openxmlformats.org/drawingml/2006/picture">
+                  <pic:nvPicPr>
+                    <pic:cNvPr id="956553502" name="Picture 956553502"/>
+                    <pic:cNvPicPr/>
+                  </pic:nvPicPr>
+                  <pic:blipFill>
+                    <a:blip r:embed="rId11">
+                      <a:extLst>
+                        <a:ext uri="{28A0092B-C50C-407E-A947-70E740481C1C}">
+                          <a14:useLocalDpi xmlns:a14="http://schemas.microsoft.com/office/drawing/2010/main" val="0"/>
+                        </a:ext>
+                      </a:extLst>
+                    </a:blip>
+                    <a:stretch>
+                      <a:fillRect/>
+                    </a:stretch>
+                  </pic:blipFill>
+                  <pic:spPr>
+                    <a:xfrm>
+                      <a:off x="0" y="0"/>
+                      <a:ext cx="5731510" cy="5078730"/>
+                    </a:xfrm>
+                    <a:prstGeom prst="rect">
+                      <a:avLst/>
+                    </a:prstGeom>
+                  </pic:spPr>
+                </pic:pic>
+              </a:graphicData>
+            </a:graphic>
+          </wp:inline>
+        </w:drawing>
+      </w:r>
+    </w:p>
+    <w:p>
+      <w:pPr>
+        <w:pStyle w:val="ListParagraph"/>
+        <w:numPr>
+          <w:ilvl w:val="0"/>
+          <w:numId w:val="6"/>
+        </w:numPr>
+      </w:pPr>
+      <w:r>
+        <w:t xml:space="preserve">Testing </w:t>
       </w:r>
     </w:p>
     <w:sectPr>

--- a/rasesigo_dudu_2026_SCIS WMD_2026 A01.docx
+++ b/rasesigo_dudu_2026_SCIS WMD_2026 A01.docx
@@ -1175,6 +1175,15 @@
       <w:r>
         <w:t xml:space="preserve">Testing </w:t>
       </w:r>
+    </w:p>
+    <w:p>
+      <w:pPr>
+        <w:pStyle w:val="ListParagraph"/>
+        <w:numPr>
+          <w:ilvl w:val="0"/>
+          <w:numId w:val="6"/>
+        </w:numPr>
+      </w:pPr>
     </w:p>
     <w:sectPr>
       <w:pgSz w:w="11906" w:h="16838"/>

--- a/rasesigo_dudu_2026_SCIS WMD_2026 A01.docx
+++ b/rasesigo_dudu_2026_SCIS WMD_2026 A01.docx
@@ -1179,10 +1179,6 @@
     <w:p>
       <w:pPr>
         <w:pStyle w:val="ListParagraph"/>
-        <w:numPr>
-          <w:ilvl w:val="0"/>
-          <w:numId w:val="6"/>
-        </w:numPr>
       </w:pPr>
     </w:p>
     <w:sectPr>

--- a/rasesigo_dudu_2026_SCIS WMD_2026 A01.docx
+++ b/rasesigo_dudu_2026_SCIS WMD_2026 A01.docx
@@ -977,10 +977,10 @@
         </w:rPr>
         <w:lastRenderedPageBreak/>
         <w:drawing>
-          <wp:inline distT="0" distB="0" distL="0" distR="0" wp14:anchorId="13D4BE92" wp14:editId="05F25305">
-            <wp:extent cx="5080000" cy="3822664"/>
-            <wp:effectExtent l="0" t="0" r="6350" b="6985"/>
-            <wp:docPr id="1531912862" name="Picture 17"/>
+          <wp:inline distT="0" distB="0" distL="0" distR="0" wp14:anchorId="2A955260" wp14:editId="15FC8903">
+            <wp:extent cx="5731510" cy="4427855"/>
+            <wp:effectExtent l="0" t="0" r="2540" b="0"/>
+            <wp:docPr id="1563846265" name="Picture 7"/>
             <wp:cNvGraphicFramePr>
               <a:graphicFrameLocks xmlns:a="http://schemas.openxmlformats.org/drawingml/2006/main" noChangeAspect="1"/>
             </wp:cNvGraphicFramePr>
@@ -988,7 +988,7 @@
               <a:graphicData uri="http://schemas.openxmlformats.org/drawingml/2006/picture">
                 <pic:pic xmlns:pic="http://schemas.openxmlformats.org/drawingml/2006/picture">
                   <pic:nvPicPr>
-                    <pic:cNvPr id="1531912862" name="Picture 1531912862"/>
+                    <pic:cNvPr id="1563846265" name="Picture 1563846265"/>
                     <pic:cNvPicPr/>
                   </pic:nvPicPr>
                   <pic:blipFill>
@@ -1006,7 +1006,7 @@
                   <pic:spPr>
                     <a:xfrm>
                       <a:off x="0" y="0"/>
-                      <a:ext cx="5102965" cy="3839945"/>
+                      <a:ext cx="5731510" cy="4427855"/>
                     </a:xfrm>
                     <a:prstGeom prst="rect">
                       <a:avLst/>
@@ -1057,6 +1057,7 @@
         <w:rPr>
           <w:noProof/>
         </w:rPr>
+        <w:lastRenderedPageBreak/>
         <w:drawing>
           <wp:inline distT="0" distB="0" distL="0" distR="0" wp14:anchorId="5F349EA0" wp14:editId="457BBF2C">
             <wp:extent cx="5689600" cy="3834597"/>
@@ -1109,18 +1110,18 @@
         </w:numPr>
       </w:pPr>
       <w:r>
+        <w:t>C</w:t>
+      </w:r>
+      <w:r>
+        <w:t>SS</w:t>
+      </w:r>
+    </w:p>
+    <w:p>
+      <w:r>
+        <w:rPr>
+          <w:noProof/>
+        </w:rPr>
         <w:lastRenderedPageBreak/>
-        <w:t>C</w:t>
-      </w:r>
-      <w:r>
-        <w:t>SS</w:t>
-      </w:r>
-    </w:p>
-    <w:p>
-      <w:r>
-        <w:rPr>
-          <w:noProof/>
-        </w:rPr>
         <w:drawing>
           <wp:inline distT="0" distB="0" distL="0" distR="0" wp14:anchorId="21472096" wp14:editId="34667969">
             <wp:extent cx="5731510" cy="5078730"/>

--- a/rasesigo_dudu_2026_SCIS WMD_2026 A01.docx
+++ b/rasesigo_dudu_2026_SCIS WMD_2026 A01.docx
@@ -924,11 +924,12 @@
         <w:rPr>
           <w:noProof/>
         </w:rPr>
+        <w:lastRenderedPageBreak/>
         <w:drawing>
-          <wp:inline distT="0" distB="0" distL="0" distR="0" wp14:anchorId="7C17A543" wp14:editId="322C080E">
-            <wp:extent cx="5494020" cy="3250853"/>
-            <wp:effectExtent l="0" t="0" r="0" b="6985"/>
-            <wp:docPr id="1167794329" name="Picture 16"/>
+          <wp:inline distT="0" distB="0" distL="0" distR="0" wp14:anchorId="40659D88" wp14:editId="24CD4F5C">
+            <wp:extent cx="5731510" cy="4257040"/>
+            <wp:effectExtent l="0" t="0" r="2540" b="0"/>
+            <wp:docPr id="1383790365" name="Picture 8"/>
             <wp:cNvGraphicFramePr>
               <a:graphicFrameLocks xmlns:a="http://schemas.openxmlformats.org/drawingml/2006/main" noChangeAspect="1"/>
             </wp:cNvGraphicFramePr>
@@ -936,7 +937,7 @@
               <a:graphicData uri="http://schemas.openxmlformats.org/drawingml/2006/picture">
                 <pic:pic xmlns:pic="http://schemas.openxmlformats.org/drawingml/2006/picture">
                   <pic:nvPicPr>
-                    <pic:cNvPr id="1167794329" name="Picture 1167794329"/>
+                    <pic:cNvPr id="1383790365" name="Picture 1383790365"/>
                     <pic:cNvPicPr/>
                   </pic:nvPicPr>
                   <pic:blipFill>
@@ -954,7 +955,7 @@
                   <pic:spPr>
                     <a:xfrm>
                       <a:off x="0" y="0"/>
-                      <a:ext cx="5543275" cy="3279998"/>
+                      <a:ext cx="5731510" cy="4257040"/>
                     </a:xfrm>
                     <a:prstGeom prst="rect">
                       <a:avLst/>
@@ -975,7 +976,6 @@
         <w:rPr>
           <w:noProof/>
         </w:rPr>
-        <w:lastRenderedPageBreak/>
         <w:drawing>
           <wp:inline distT="0" distB="0" distL="0" distR="0" wp14:anchorId="2A955260" wp14:editId="15FC8903">
             <wp:extent cx="5731510" cy="4427855"/>
@@ -1057,7 +1057,6 @@
         <w:rPr>
           <w:noProof/>
         </w:rPr>
-        <w:lastRenderedPageBreak/>
         <w:drawing>
           <wp:inline distT="0" distB="0" distL="0" distR="0" wp14:anchorId="5F349EA0" wp14:editId="457BBF2C">
             <wp:extent cx="5689600" cy="3834597"/>
@@ -1175,6 +1174,54 @@
       </w:pPr>
       <w:r>
         <w:t xml:space="preserve">Testing </w:t>
+      </w:r>
+    </w:p>
+    <w:p>
+      <w:r>
+        <w:rPr>
+          <w:noProof/>
+        </w:rPr>
+        <w:drawing>
+          <wp:inline distT="0" distB="0" distL="0" distR="0" wp14:anchorId="38708CF8" wp14:editId="03C54E0F">
+            <wp:extent cx="5731510" cy="2859405"/>
+            <wp:effectExtent l="0" t="0" r="2540" b="0"/>
+            <wp:docPr id="2000507666" name="Picture 9"/>
+            <wp:cNvGraphicFramePr>
+              <a:graphicFrameLocks xmlns:a="http://schemas.openxmlformats.org/drawingml/2006/main" noChangeAspect="1"/>
+            </wp:cNvGraphicFramePr>
+            <a:graphic xmlns:a="http://schemas.openxmlformats.org/drawingml/2006/main">
+              <a:graphicData uri="http://schemas.openxmlformats.org/drawingml/2006/picture">
+                <pic:pic xmlns:pic="http://schemas.openxmlformats.org/drawingml/2006/picture">
+                  <pic:nvPicPr>
+                    <pic:cNvPr id="2000507666" name="Picture 2000507666"/>
+                    <pic:cNvPicPr/>
+                  </pic:nvPicPr>
+                  <pic:blipFill>
+                    <a:blip r:embed="rId12" cstate="print">
+                      <a:extLst>
+                        <a:ext uri="{28A0092B-C50C-407E-A947-70E740481C1C}">
+                          <a14:useLocalDpi xmlns:a14="http://schemas.microsoft.com/office/drawing/2010/main" val="0"/>
+                        </a:ext>
+                      </a:extLst>
+                    </a:blip>
+                    <a:stretch>
+                      <a:fillRect/>
+                    </a:stretch>
+                  </pic:blipFill>
+                  <pic:spPr>
+                    <a:xfrm>
+                      <a:off x="0" y="0"/>
+                      <a:ext cx="5731510" cy="2859405"/>
+                    </a:xfrm>
+                    <a:prstGeom prst="rect">
+                      <a:avLst/>
+                    </a:prstGeom>
+                  </pic:spPr>
+                </pic:pic>
+              </a:graphicData>
+            </a:graphic>
+          </wp:inline>
+        </w:drawing>
       </w:r>
     </w:p>
     <w:p>

--- a/rasesigo_dudu_2026_SCIS WMD_2026 A01.docx
+++ b/rasesigo_dudu_2026_SCIS WMD_2026 A01.docx
@@ -905,31 +905,15 @@
       <w:pPr>
         <w:jc w:val="center"/>
       </w:pPr>
-    </w:p>
-    <w:p>
-      <w:pPr>
-        <w:jc w:val="center"/>
-      </w:pPr>
-    </w:p>
-    <w:p>
-      <w:pPr>
-        <w:jc w:val="center"/>
-      </w:pPr>
-    </w:p>
-    <w:p>
-      <w:pPr>
-        <w:jc w:val="center"/>
-      </w:pPr>
       <w:r>
         <w:rPr>
           <w:noProof/>
         </w:rPr>
-        <w:lastRenderedPageBreak/>
         <w:drawing>
-          <wp:inline distT="0" distB="0" distL="0" distR="0" wp14:anchorId="40659D88" wp14:editId="24CD4F5C">
-            <wp:extent cx="5731510" cy="4257040"/>
-            <wp:effectExtent l="0" t="0" r="2540" b="0"/>
-            <wp:docPr id="1383790365" name="Picture 8"/>
+          <wp:inline distT="0" distB="0" distL="0" distR="0" wp14:anchorId="59D74F16" wp14:editId="530487EA">
+            <wp:extent cx="5172075" cy="3800475"/>
+            <wp:effectExtent l="0" t="0" r="9525" b="9525"/>
+            <wp:docPr id="1273616040" name="Picture 1"/>
             <wp:cNvGraphicFramePr>
               <a:graphicFrameLocks xmlns:a="http://schemas.openxmlformats.org/drawingml/2006/main" noChangeAspect="1"/>
             </wp:cNvGraphicFramePr>
@@ -937,7 +921,7 @@
               <a:graphicData uri="http://schemas.openxmlformats.org/drawingml/2006/picture">
                 <pic:pic xmlns:pic="http://schemas.openxmlformats.org/drawingml/2006/picture">
                   <pic:nvPicPr>
-                    <pic:cNvPr id="1383790365" name="Picture 1383790365"/>
+                    <pic:cNvPr id="1273616040" name="Picture 1273616040"/>
                     <pic:cNvPicPr/>
                   </pic:nvPicPr>
                   <pic:blipFill>
@@ -955,7 +939,7 @@
                   <pic:spPr>
                     <a:xfrm>
                       <a:off x="0" y="0"/>
-                      <a:ext cx="5731510" cy="4257040"/>
+                      <a:ext cx="5172800" cy="3801008"/>
                     </a:xfrm>
                     <a:prstGeom prst="rect">
                       <a:avLst/>
@@ -976,6 +960,7 @@
         <w:rPr>
           <w:noProof/>
         </w:rPr>
+        <w:lastRenderedPageBreak/>
         <w:drawing>
           <wp:inline distT="0" distB="0" distL="0" distR="0" wp14:anchorId="2A955260" wp14:editId="15FC8903">
             <wp:extent cx="5731510" cy="4427855"/>
@@ -1057,6 +1042,7 @@
         <w:rPr>
           <w:noProof/>
         </w:rPr>
+        <w:lastRenderedPageBreak/>
         <w:drawing>
           <wp:inline distT="0" distB="0" distL="0" distR="0" wp14:anchorId="5F349EA0" wp14:editId="457BBF2C">
             <wp:extent cx="5689600" cy="3834597"/>
@@ -1122,9 +1108,9 @@
         </w:rPr>
         <w:lastRenderedPageBreak/>
         <w:drawing>
-          <wp:inline distT="0" distB="0" distL="0" distR="0" wp14:anchorId="21472096" wp14:editId="34667969">
-            <wp:extent cx="5731510" cy="5078730"/>
-            <wp:effectExtent l="0" t="0" r="2540" b="7620"/>
+          <wp:inline distT="0" distB="0" distL="0" distR="0" wp14:anchorId="21472096" wp14:editId="2B396ACD">
+            <wp:extent cx="5643366" cy="5000625"/>
+            <wp:effectExtent l="0" t="0" r="0" b="0"/>
             <wp:docPr id="956553502" name="Picture 5"/>
             <wp:cNvGraphicFramePr>
               <a:graphicFrameLocks xmlns:a="http://schemas.openxmlformats.org/drawingml/2006/main" noChangeAspect="1"/>
@@ -1151,7 +1137,7 @@
                   <pic:spPr>
                     <a:xfrm>
                       <a:off x="0" y="0"/>
-                      <a:ext cx="5731510" cy="5078730"/>
+                      <a:ext cx="5651742" cy="5008047"/>
                     </a:xfrm>
                     <a:prstGeom prst="rect">
                       <a:avLst/>
@@ -1182,10 +1168,10 @@
           <w:noProof/>
         </w:rPr>
         <w:drawing>
-          <wp:inline distT="0" distB="0" distL="0" distR="0" wp14:anchorId="38708CF8" wp14:editId="03C54E0F">
-            <wp:extent cx="5731510" cy="2859405"/>
-            <wp:effectExtent l="0" t="0" r="2540" b="0"/>
-            <wp:docPr id="2000507666" name="Picture 9"/>
+          <wp:inline distT="0" distB="0" distL="0" distR="0" wp14:anchorId="56674B44" wp14:editId="02E2D290">
+            <wp:extent cx="5476875" cy="3320499"/>
+            <wp:effectExtent l="0" t="0" r="0" b="0"/>
+            <wp:docPr id="953749679" name="Picture 2"/>
             <wp:cNvGraphicFramePr>
               <a:graphicFrameLocks xmlns:a="http://schemas.openxmlformats.org/drawingml/2006/main" noChangeAspect="1"/>
             </wp:cNvGraphicFramePr>
@@ -1193,7 +1179,7 @@
               <a:graphicData uri="http://schemas.openxmlformats.org/drawingml/2006/picture">
                 <pic:pic xmlns:pic="http://schemas.openxmlformats.org/drawingml/2006/picture">
                   <pic:nvPicPr>
-                    <pic:cNvPr id="2000507666" name="Picture 2000507666"/>
+                    <pic:cNvPr id="953749679" name="Picture 953749679"/>
                     <pic:cNvPicPr/>
                   </pic:nvPicPr>
                   <pic:blipFill>
@@ -1211,7 +1197,7 @@
                   <pic:spPr>
                     <a:xfrm>
                       <a:off x="0" y="0"/>
-                      <a:ext cx="5731510" cy="2859405"/>
+                      <a:ext cx="5511703" cy="3341615"/>
                     </a:xfrm>
                     <a:prstGeom prst="rect">
                       <a:avLst/>
@@ -1223,11 +1209,6 @@
           </wp:inline>
         </w:drawing>
       </w:r>
-    </w:p>
-    <w:p>
-      <w:pPr>
-        <w:pStyle w:val="ListParagraph"/>
-      </w:pPr>
     </w:p>
     <w:sectPr>
       <w:pgSz w:w="11906" w:h="16838"/>

--- a/rasesigo_dudu_2026_SCIS WMD_2026 A01.docx
+++ b/rasesigo_dudu_2026_SCIS WMD_2026 A01.docx
@@ -524,11 +524,9 @@
       <w:r>
         <w:t xml:space="preserve"> They want clear and organized info like press kits and booking details to ensure everything looks reliable. On the other hand, there are fans and regular users who might not be as </w:t>
       </w:r>
-      <w:proofErr w:type="gramStart"/>
       <w:r>
         <w:t>tech-focused</w:t>
       </w:r>
-      <w:proofErr w:type="gramEnd"/>
       <w:r>
         <w:t>. They’re looking for a mobile-friendly site with quick audio and visuals that really capture the DJ’s vibe.</w:t>
       </w:r>
@@ -790,11 +788,6 @@
     </w:p>
     <w:p>
       <w:pPr>
-        <w:jc w:val="both"/>
-      </w:pPr>
-    </w:p>
-    <w:p>
-      <w:pPr>
         <w:jc w:val="center"/>
       </w:pPr>
       <w:r>
@@ -802,10 +795,10 @@
           <w:noProof/>
         </w:rPr>
         <w:drawing>
-          <wp:inline distT="0" distB="0" distL="0" distR="0" wp14:anchorId="2346D938" wp14:editId="70080BFD">
-            <wp:extent cx="4020052" cy="5029200"/>
+          <wp:inline distT="0" distB="0" distL="0" distR="0" wp14:anchorId="69810C11" wp14:editId="32B59D09">
+            <wp:extent cx="4171950" cy="2940148"/>
             <wp:effectExtent l="0" t="0" r="0" b="0"/>
-            <wp:docPr id="594920626" name="Picture 3"/>
+            <wp:docPr id="1372365851" name="Picture 3"/>
             <wp:cNvGraphicFramePr>
               <a:graphicFrameLocks xmlns:a="http://schemas.openxmlformats.org/drawingml/2006/main" noChangeAspect="1"/>
             </wp:cNvGraphicFramePr>
@@ -813,7 +806,7 @@
               <a:graphicData uri="http://schemas.openxmlformats.org/drawingml/2006/picture">
                 <pic:pic xmlns:pic="http://schemas.openxmlformats.org/drawingml/2006/picture">
                   <pic:nvPicPr>
-                    <pic:cNvPr id="594920626" name="Picture 594920626"/>
+                    <pic:cNvPr id="1372365851" name="Picture 1372365851"/>
                     <pic:cNvPicPr/>
                   </pic:nvPicPr>
                   <pic:blipFill>
@@ -831,7 +824,63 @@
                   <pic:spPr>
                     <a:xfrm>
                       <a:off x="0" y="0"/>
-                      <a:ext cx="4024966" cy="5035347"/>
+                      <a:ext cx="4184881" cy="2949261"/>
+                    </a:xfrm>
+                    <a:prstGeom prst="rect">
+                      <a:avLst/>
+                    </a:prstGeom>
+                  </pic:spPr>
+                </pic:pic>
+              </a:graphicData>
+            </a:graphic>
+          </wp:inline>
+        </w:drawing>
+      </w:r>
+    </w:p>
+    <w:p>
+      <w:pPr>
+        <w:jc w:val="center"/>
+      </w:pPr>
+    </w:p>
+    <w:p>
+      <w:pPr>
+        <w:jc w:val="center"/>
+      </w:pPr>
+      <w:r>
+        <w:rPr>
+          <w:noProof/>
+        </w:rPr>
+        <w:drawing>
+          <wp:inline distT="0" distB="0" distL="0" distR="0" wp14:anchorId="4E4B1C1D" wp14:editId="7334EB49">
+            <wp:extent cx="4733925" cy="3333573"/>
+            <wp:effectExtent l="0" t="0" r="0" b="635"/>
+            <wp:docPr id="1286509064" name="Picture 4"/>
+            <wp:cNvGraphicFramePr>
+              <a:graphicFrameLocks xmlns:a="http://schemas.openxmlformats.org/drawingml/2006/main" noChangeAspect="1"/>
+            </wp:cNvGraphicFramePr>
+            <a:graphic xmlns:a="http://schemas.openxmlformats.org/drawingml/2006/main">
+              <a:graphicData uri="http://schemas.openxmlformats.org/drawingml/2006/picture">
+                <pic:pic xmlns:pic="http://schemas.openxmlformats.org/drawingml/2006/picture">
+                  <pic:nvPicPr>
+                    <pic:cNvPr id="1286509064" name="Picture 1286509064"/>
+                    <pic:cNvPicPr/>
+                  </pic:nvPicPr>
+                  <pic:blipFill>
+                    <a:blip r:embed="rId7">
+                      <a:extLst>
+                        <a:ext uri="{28A0092B-C50C-407E-A947-70E740481C1C}">
+                          <a14:useLocalDpi xmlns:a14="http://schemas.microsoft.com/office/drawing/2010/main" val="0"/>
+                        </a:ext>
+                      </a:extLst>
+                    </a:blip>
+                    <a:stretch>
+                      <a:fillRect/>
+                    </a:stretch>
+                  </pic:blipFill>
+                  <pic:spPr>
+                    <a:xfrm>
+                      <a:off x="0" y="0"/>
+                      <a:ext cx="4743990" cy="3340661"/>
                     </a:xfrm>
                     <a:prstGeom prst="rect">
                       <a:avLst/>
@@ -869,7 +918,7 @@
                     <pic:cNvPicPr/>
                   </pic:nvPicPr>
                   <pic:blipFill>
-                    <a:blip r:embed="rId7">
+                    <a:blip r:embed="rId8">
                       <a:extLst>
                         <a:ext uri="{28A0092B-C50C-407E-A947-70E740481C1C}">
                           <a14:useLocalDpi xmlns:a14="http://schemas.microsoft.com/office/drawing/2010/main" val="0"/>
@@ -925,7 +974,7 @@
                     <pic:cNvPicPr/>
                   </pic:nvPicPr>
                   <pic:blipFill>
-                    <a:blip r:embed="rId8">
+                    <a:blip r:embed="rId9">
                       <a:extLst>
                         <a:ext uri="{28A0092B-C50C-407E-A947-70E740481C1C}">
                           <a14:useLocalDpi xmlns:a14="http://schemas.microsoft.com/office/drawing/2010/main" val="0"/>
@@ -977,7 +1026,7 @@
                     <pic:cNvPicPr/>
                   </pic:nvPicPr>
                   <pic:blipFill>
-                    <a:blip r:embed="rId9">
+                    <a:blip r:embed="rId10">
                       <a:extLst>
                         <a:ext uri="{28A0092B-C50C-407E-A947-70E740481C1C}">
                           <a14:useLocalDpi xmlns:a14="http://schemas.microsoft.com/office/drawing/2010/main" val="0"/>
@@ -1034,7 +1083,10 @@
     </w:p>
     <w:p>
       <w:r>
-        <w:t>Home Page</w:t>
+        <w:t>Home Pag</w:t>
+      </w:r>
+      <w:r>
+        <w:t>e</w:t>
       </w:r>
     </w:p>
     <w:p>
@@ -1042,11 +1094,10 @@
         <w:rPr>
           <w:noProof/>
         </w:rPr>
-        <w:lastRenderedPageBreak/>
         <w:drawing>
-          <wp:inline distT="0" distB="0" distL="0" distR="0" wp14:anchorId="5F349EA0" wp14:editId="457BBF2C">
-            <wp:extent cx="5689600" cy="3834597"/>
-            <wp:effectExtent l="0" t="0" r="6350" b="0"/>
+          <wp:inline distT="0" distB="0" distL="0" distR="0" wp14:anchorId="5F349EA0" wp14:editId="2FCAEFFA">
+            <wp:extent cx="4876800" cy="3286797"/>
+            <wp:effectExtent l="0" t="0" r="0" b="8890"/>
             <wp:docPr id="1105456654" name="Picture 4"/>
             <wp:cNvGraphicFramePr>
               <a:graphicFrameLocks xmlns:a="http://schemas.openxmlformats.org/drawingml/2006/main" noChangeAspect="1"/>
@@ -1059,7 +1110,7 @@
                     <pic:cNvPicPr/>
                   </pic:nvPicPr>
                   <pic:blipFill>
-                    <a:blip r:embed="rId10">
+                    <a:blip r:embed="rId11" cstate="print">
                       <a:extLst>
                         <a:ext uri="{28A0092B-C50C-407E-A947-70E740481C1C}">
                           <a14:useLocalDpi xmlns:a14="http://schemas.microsoft.com/office/drawing/2010/main" val="0"/>
@@ -1073,7 +1124,7 @@
                   <pic:spPr>
                     <a:xfrm>
                       <a:off x="0" y="0"/>
-                      <a:ext cx="5694886" cy="3838159"/>
+                      <a:ext cx="4896810" cy="3300283"/>
                     </a:xfrm>
                     <a:prstGeom prst="rect">
                       <a:avLst/>
@@ -1095,6 +1146,7 @@
         </w:numPr>
       </w:pPr>
       <w:r>
+        <w:lastRenderedPageBreak/>
         <w:t>C</w:t>
       </w:r>
       <w:r>
@@ -1102,15 +1154,17 @@
       </w:r>
     </w:p>
     <w:p>
+      <w:pPr>
+        <w:ind w:left="360"/>
+      </w:pPr>
       <w:r>
         <w:rPr>
           <w:noProof/>
         </w:rPr>
-        <w:lastRenderedPageBreak/>
         <w:drawing>
-          <wp:inline distT="0" distB="0" distL="0" distR="0" wp14:anchorId="21472096" wp14:editId="2B396ACD">
-            <wp:extent cx="5643366" cy="5000625"/>
-            <wp:effectExtent l="0" t="0" r="0" b="0"/>
+          <wp:inline distT="0" distB="0" distL="0" distR="0" wp14:anchorId="21472096" wp14:editId="6C8B1C56">
+            <wp:extent cx="4736397" cy="4196954"/>
+            <wp:effectExtent l="0" t="0" r="7620" b="0"/>
             <wp:docPr id="956553502" name="Picture 5"/>
             <wp:cNvGraphicFramePr>
               <a:graphicFrameLocks xmlns:a="http://schemas.openxmlformats.org/drawingml/2006/main" noChangeAspect="1"/>
@@ -1123,7 +1177,7 @@
                     <pic:cNvPicPr/>
                   </pic:nvPicPr>
                   <pic:blipFill>
-                    <a:blip r:embed="rId11">
+                    <a:blip r:embed="rId12">
                       <a:extLst>
                         <a:ext uri="{28A0092B-C50C-407E-A947-70E740481C1C}">
                           <a14:useLocalDpi xmlns:a14="http://schemas.microsoft.com/office/drawing/2010/main" val="0"/>
@@ -1137,7 +1191,7 @@
                   <pic:spPr>
                     <a:xfrm>
                       <a:off x="0" y="0"/>
-                      <a:ext cx="5651742" cy="5008047"/>
+                      <a:ext cx="4759159" cy="4217123"/>
                     </a:xfrm>
                     <a:prstGeom prst="rect">
                       <a:avLst/>
@@ -1183,7 +1237,7 @@
                     <pic:cNvPicPr/>
                   </pic:nvPicPr>
                   <pic:blipFill>
-                    <a:blip r:embed="rId12" cstate="print">
+                    <a:blip r:embed="rId13" cstate="print">
                       <a:extLst>
                         <a:ext uri="{28A0092B-C50C-407E-A947-70E740481C1C}">
                           <a14:useLocalDpi xmlns:a14="http://schemas.microsoft.com/office/drawing/2010/main" val="0"/>
@@ -1605,6 +1659,95 @@
     </w:lvl>
   </w:abstractNum>
   <w:abstractNum w:abstractNumId="4" w15:restartNumberingAfterBreak="0">
+    <w:nsid w:val="562E7AC2"/>
+    <w:multiLevelType w:val="hybridMultilevel"/>
+    <w:tmpl w:val="3BA8FC7E"/>
+    <w:lvl w:ilvl="0" w:tplc="2000000F">
+      <w:start w:val="2"/>
+      <w:numFmt w:val="decimal"/>
+      <w:lvlText w:val="%1."/>
+      <w:lvlJc w:val="left"/>
+      <w:pPr>
+        <w:ind w:left="720" w:hanging="360"/>
+      </w:pPr>
+      <w:rPr>
+        <w:rFonts w:hint="default"/>
+      </w:rPr>
+    </w:lvl>
+    <w:lvl w:ilvl="1" w:tplc="20000019" w:tentative="1">
+      <w:start w:val="1"/>
+      <w:numFmt w:val="lowerLetter"/>
+      <w:lvlText w:val="%2."/>
+      <w:lvlJc w:val="left"/>
+      <w:pPr>
+        <w:ind w:left="1440" w:hanging="360"/>
+      </w:pPr>
+    </w:lvl>
+    <w:lvl w:ilvl="2" w:tplc="2000001B" w:tentative="1">
+      <w:start w:val="1"/>
+      <w:numFmt w:val="lowerRoman"/>
+      <w:lvlText w:val="%3."/>
+      <w:lvlJc w:val="right"/>
+      <w:pPr>
+        <w:ind w:left="2160" w:hanging="180"/>
+      </w:pPr>
+    </w:lvl>
+    <w:lvl w:ilvl="3" w:tplc="2000000F" w:tentative="1">
+      <w:start w:val="1"/>
+      <w:numFmt w:val="decimal"/>
+      <w:lvlText w:val="%4."/>
+      <w:lvlJc w:val="left"/>
+      <w:pPr>
+        <w:ind w:left="2880" w:hanging="360"/>
+      </w:pPr>
+    </w:lvl>
+    <w:lvl w:ilvl="4" w:tplc="20000019" w:tentative="1">
+      <w:start w:val="1"/>
+      <w:numFmt w:val="lowerLetter"/>
+      <w:lvlText w:val="%5."/>
+      <w:lvlJc w:val="left"/>
+      <w:pPr>
+        <w:ind w:left="3600" w:hanging="360"/>
+      </w:pPr>
+    </w:lvl>
+    <w:lvl w:ilvl="5" w:tplc="2000001B" w:tentative="1">
+      <w:start w:val="1"/>
+      <w:numFmt w:val="lowerRoman"/>
+      <w:lvlText w:val="%6."/>
+      <w:lvlJc w:val="right"/>
+      <w:pPr>
+        <w:ind w:left="4320" w:hanging="180"/>
+      </w:pPr>
+    </w:lvl>
+    <w:lvl w:ilvl="6" w:tplc="2000000F" w:tentative="1">
+      <w:start w:val="1"/>
+      <w:numFmt w:val="decimal"/>
+      <w:lvlText w:val="%7."/>
+      <w:lvlJc w:val="left"/>
+      <w:pPr>
+        <w:ind w:left="5040" w:hanging="360"/>
+      </w:pPr>
+    </w:lvl>
+    <w:lvl w:ilvl="7" w:tplc="20000019" w:tentative="1">
+      <w:start w:val="1"/>
+      <w:numFmt w:val="lowerLetter"/>
+      <w:lvlText w:val="%8."/>
+      <w:lvlJc w:val="left"/>
+      <w:pPr>
+        <w:ind w:left="5760" w:hanging="360"/>
+      </w:pPr>
+    </w:lvl>
+    <w:lvl w:ilvl="8" w:tplc="2000001B" w:tentative="1">
+      <w:start w:val="1"/>
+      <w:numFmt w:val="lowerRoman"/>
+      <w:lvlText w:val="%9."/>
+      <w:lvlJc w:val="right"/>
+      <w:pPr>
+        <w:ind w:left="6480" w:hanging="180"/>
+      </w:pPr>
+    </w:lvl>
+  </w:abstractNum>
+  <w:abstractNum w:abstractNumId="5" w15:restartNumberingAfterBreak="0">
     <w:nsid w:val="57B8095B"/>
     <w:multiLevelType w:val="hybridMultilevel"/>
     <w:tmpl w:val="57A4BBD6"/>
@@ -1717,7 +1860,7 @@
       </w:rPr>
     </w:lvl>
   </w:abstractNum>
-  <w:abstractNum w:abstractNumId="5" w15:restartNumberingAfterBreak="0">
+  <w:abstractNum w:abstractNumId="6" w15:restartNumberingAfterBreak="0">
     <w:nsid w:val="5AE8370D"/>
     <w:multiLevelType w:val="hybridMultilevel"/>
     <w:tmpl w:val="A9026140"/>
@@ -1813,16 +1956,19 @@
     <w:abstractNumId w:val="1"/>
   </w:num>
   <w:num w:numId="3" w16cid:durableId="391082278">
-    <w:abstractNumId w:val="5"/>
+    <w:abstractNumId w:val="6"/>
   </w:num>
   <w:num w:numId="4" w16cid:durableId="1271936332">
-    <w:abstractNumId w:val="4"/>
+    <w:abstractNumId w:val="5"/>
   </w:num>
   <w:num w:numId="5" w16cid:durableId="1753620430">
     <w:abstractNumId w:val="3"/>
   </w:num>
   <w:num w:numId="6" w16cid:durableId="1899243151">
     <w:abstractNumId w:val="2"/>
+  </w:num>
+  <w:num w:numId="7" w16cid:durableId="1580215929">
+    <w:abstractNumId w:val="4"/>
   </w:num>
 </w:numbering>
 </file>
